--- a/mc1.docx
+++ b/mc1.docx
@@ -47,7 +47,6 @@
           </w:tcPr>
           <w:p>
             <w:pPr>
-              <w:pStyle w:val="Normal"/>
               <w:jc w:val="left"/>
               <w:pBdr>
                 <w:bottom w:val="none" w:sz="0" w:space="0" w:color="000000"/>
@@ -57,6 +56,16 @@
               </w:pBdr>
               <w:spacing w:after="100" w:before="100" w:line="240"/>
               <w:ind w:left="100" w:right="100" w:firstLine="0" w:firstLineChars="0"/>
+              <w:rPr>
+                <w:rFonts w:ascii="Arial" w:hAnsi="Arial" w:eastAsia="Arial" w:cs="Arial"/>
+                <w:i w:val="false"/>
+                <w:b w:val="false"/>
+                <w:u w:val="none"/>
+                <w:strike w:val="false"/>
+                <w:sz w:val="22"/>
+                <w:szCs w:val="22"/>
+                <w:color w:val="000000"/>
+              </w:rPr>
             </w:pPr>
             <w:r>
               <w:rPr>
@@ -64,6 +73,7 @@
                 <w:i w:val="false"/>
                 <w:b w:val="false"/>
                 <w:u w:val="none"/>
+                <w:strike w:val="false"/>
                 <w:sz w:val="22"/>
                 <w:szCs w:val="22"/>
                 <w:color w:val="000000"/>
@@ -91,7 +101,6 @@
           </w:tcPr>
           <w:p>
             <w:pPr>
-              <w:pStyle w:val="Normal"/>
               <w:jc w:val="right"/>
               <w:pBdr>
                 <w:bottom w:val="none" w:sz="0" w:space="0" w:color="000000"/>
@@ -101,6 +110,16 @@
               </w:pBdr>
               <w:spacing w:after="100" w:before="100" w:line="240"/>
               <w:ind w:left="100" w:right="100" w:firstLine="0" w:firstLineChars="0"/>
+              <w:rPr>
+                <w:rFonts w:ascii="Arial" w:hAnsi="Arial" w:eastAsia="Arial" w:cs="Arial"/>
+                <w:i w:val="false"/>
+                <w:b w:val="false"/>
+                <w:u w:val="none"/>
+                <w:strike w:val="false"/>
+                <w:sz w:val="22"/>
+                <w:szCs w:val="22"/>
+                <w:color w:val="000000"/>
+              </w:rPr>
             </w:pPr>
             <w:r>
               <w:rPr>
@@ -108,6 +127,7 @@
                 <w:i w:val="false"/>
                 <w:b w:val="false"/>
                 <w:u w:val="none"/>
+                <w:strike w:val="false"/>
                 <w:sz w:val="22"/>
                 <w:szCs w:val="22"/>
                 <w:color w:val="000000"/>
@@ -135,7 +155,6 @@
           </w:tcPr>
           <w:p>
             <w:pPr>
-              <w:pStyle w:val="Normal"/>
               <w:jc w:val="right"/>
               <w:pBdr>
                 <w:bottom w:val="none" w:sz="0" w:space="0" w:color="000000"/>
@@ -145,6 +164,16 @@
               </w:pBdr>
               <w:spacing w:after="100" w:before="100" w:line="240"/>
               <w:ind w:left="100" w:right="100" w:firstLine="0" w:firstLineChars="0"/>
+              <w:rPr>
+                <w:rFonts w:ascii="Arial" w:hAnsi="Arial" w:eastAsia="Arial" w:cs="Arial"/>
+                <w:i w:val="false"/>
+                <w:b w:val="false"/>
+                <w:u w:val="none"/>
+                <w:strike w:val="false"/>
+                <w:sz w:val="22"/>
+                <w:szCs w:val="22"/>
+                <w:color w:val="000000"/>
+              </w:rPr>
             </w:pPr>
             <w:r>
               <w:rPr>
@@ -152,6 +181,7 @@
                 <w:i w:val="false"/>
                 <w:b w:val="false"/>
                 <w:u w:val="none"/>
+                <w:strike w:val="false"/>
                 <w:sz w:val="22"/>
                 <w:szCs w:val="22"/>
                 <w:color w:val="000000"/>
@@ -179,7 +209,6 @@
           </w:tcPr>
           <w:p>
             <w:pPr>
-              <w:pStyle w:val="Normal"/>
               <w:jc w:val="right"/>
               <w:pBdr>
                 <w:bottom w:val="none" w:sz="0" w:space="0" w:color="000000"/>
@@ -189,6 +218,16 @@
               </w:pBdr>
               <w:spacing w:after="100" w:before="100" w:line="240"/>
               <w:ind w:left="100" w:right="100" w:firstLine="0" w:firstLineChars="0"/>
+              <w:rPr>
+                <w:rFonts w:ascii="Arial" w:hAnsi="Arial" w:eastAsia="Arial" w:cs="Arial"/>
+                <w:i w:val="false"/>
+                <w:b w:val="false"/>
+                <w:u w:val="none"/>
+                <w:strike w:val="false"/>
+                <w:sz w:val="22"/>
+                <w:szCs w:val="22"/>
+                <w:color w:val="000000"/>
+              </w:rPr>
             </w:pPr>
             <w:r>
               <w:rPr>
@@ -196,6 +235,7 @@
                 <w:i w:val="false"/>
                 <w:b w:val="false"/>
                 <w:u w:val="none"/>
+                <w:strike w:val="false"/>
                 <w:sz w:val="22"/>
                 <w:szCs w:val="22"/>
                 <w:color w:val="000000"/>
@@ -229,7 +269,6 @@
           </w:tcPr>
           <w:p>
             <w:pPr>
-              <w:pStyle w:val="Normal"/>
               <w:jc w:val="left"/>
               <w:pBdr>
                 <w:bottom w:val="none" w:sz="0" w:space="0" w:color="000000"/>
@@ -239,6 +278,16 @@
               </w:pBdr>
               <w:spacing w:after="100" w:before="100" w:line="240"/>
               <w:ind w:left="100" w:right="100" w:firstLine="0" w:firstLineChars="0"/>
+              <w:rPr>
+                <w:rFonts w:ascii="Arial" w:hAnsi="Arial" w:eastAsia="Arial" w:cs="Arial"/>
+                <w:i w:val="false"/>
+                <w:b w:val="false"/>
+                <w:u w:val="none"/>
+                <w:strike w:val="false"/>
+                <w:sz w:val="22"/>
+                <w:szCs w:val="22"/>
+                <w:color w:val="000000"/>
+              </w:rPr>
             </w:pPr>
             <w:r>
               <w:rPr>
@@ -246,6 +295,7 @@
                 <w:i w:val="false"/>
                 <w:b w:val="false"/>
                 <w:u w:val="none"/>
+                <w:strike w:val="false"/>
                 <w:sz w:val="22"/>
                 <w:szCs w:val="22"/>
                 <w:color w:val="000000"/>
@@ -273,7 +323,6 @@
           </w:tcPr>
           <w:p>
             <w:pPr>
-              <w:pStyle w:val="Normal"/>
               <w:jc w:val="right"/>
               <w:pBdr>
                 <w:bottom w:val="none" w:sz="0" w:space="0" w:color="000000"/>
@@ -283,6 +332,16 @@
               </w:pBdr>
               <w:spacing w:after="100" w:before="100" w:line="240"/>
               <w:ind w:left="100" w:right="100" w:firstLine="0" w:firstLineChars="0"/>
+              <w:rPr>
+                <w:rFonts w:ascii="Arial" w:hAnsi="Arial" w:eastAsia="Arial" w:cs="Arial"/>
+                <w:i w:val="false"/>
+                <w:b w:val="false"/>
+                <w:u w:val="none"/>
+                <w:strike w:val="false"/>
+                <w:sz w:val="22"/>
+                <w:szCs w:val="22"/>
+                <w:color w:val="000000"/>
+              </w:rPr>
             </w:pPr>
             <w:r>
               <w:rPr>
@@ -290,6 +349,7 @@
                 <w:i w:val="false"/>
                 <w:b w:val="false"/>
                 <w:u w:val="none"/>
+                <w:strike w:val="false"/>
                 <w:sz w:val="22"/>
                 <w:szCs w:val="22"/>
                 <w:color w:val="000000"/>
@@ -317,7 +377,6 @@
           </w:tcPr>
           <w:p>
             <w:pPr>
-              <w:pStyle w:val="Normal"/>
               <w:jc w:val="right"/>
               <w:pBdr>
                 <w:bottom w:val="none" w:sz="0" w:space="0" w:color="000000"/>
@@ -327,6 +386,16 @@
               </w:pBdr>
               <w:spacing w:after="100" w:before="100" w:line="240"/>
               <w:ind w:left="100" w:right="100" w:firstLine="0" w:firstLineChars="0"/>
+              <w:rPr>
+                <w:rFonts w:ascii="Arial" w:hAnsi="Arial" w:eastAsia="Arial" w:cs="Arial"/>
+                <w:i w:val="false"/>
+                <w:b w:val="false"/>
+                <w:u w:val="none"/>
+                <w:strike w:val="false"/>
+                <w:sz w:val="22"/>
+                <w:szCs w:val="22"/>
+                <w:color w:val="000000"/>
+              </w:rPr>
             </w:pPr>
             <w:r>
               <w:rPr>
@@ -334,6 +403,7 @@
                 <w:i w:val="false"/>
                 <w:b w:val="false"/>
                 <w:u w:val="none"/>
+                <w:strike w:val="false"/>
                 <w:sz w:val="22"/>
                 <w:szCs w:val="22"/>
                 <w:color w:val="000000"/>
@@ -361,7 +431,6 @@
           </w:tcPr>
           <w:p>
             <w:pPr>
-              <w:pStyle w:val="Normal"/>
               <w:jc w:val="right"/>
               <w:pBdr>
                 <w:bottom w:val="none" w:sz="0" w:space="0" w:color="000000"/>
@@ -371,6 +440,16 @@
               </w:pBdr>
               <w:spacing w:after="100" w:before="100" w:line="240"/>
               <w:ind w:left="100" w:right="100" w:firstLine="0" w:firstLineChars="0"/>
+              <w:rPr>
+                <w:rFonts w:ascii="Arial" w:hAnsi="Arial" w:eastAsia="Arial" w:cs="Arial"/>
+                <w:i w:val="false"/>
+                <w:b w:val="false"/>
+                <w:u w:val="none"/>
+                <w:strike w:val="false"/>
+                <w:sz w:val="22"/>
+                <w:szCs w:val="22"/>
+                <w:color w:val="000000"/>
+              </w:rPr>
             </w:pPr>
             <w:r>
               <w:rPr>
@@ -378,6 +457,7 @@
                 <w:i w:val="false"/>
                 <w:b w:val="false"/>
                 <w:u w:val="none"/>
+                <w:strike w:val="false"/>
                 <w:sz w:val="22"/>
                 <w:szCs w:val="22"/>
                 <w:color w:val="000000"/>
@@ -411,7 +491,6 @@
           </w:tcPr>
           <w:p>
             <w:pPr>
-              <w:pStyle w:val="Normal"/>
               <w:jc w:val="left"/>
               <w:pBdr>
                 <w:bottom w:val="none" w:sz="0" w:space="0" w:color="000000"/>
@@ -421,6 +500,16 @@
               </w:pBdr>
               <w:spacing w:after="100" w:before="100" w:line="240"/>
               <w:ind w:left="100" w:right="100" w:firstLine="0" w:firstLineChars="0"/>
+              <w:rPr>
+                <w:rFonts w:ascii="Arial" w:hAnsi="Arial" w:eastAsia="Arial" w:cs="Arial"/>
+                <w:i w:val="false"/>
+                <w:b w:val="false"/>
+                <w:u w:val="none"/>
+                <w:strike w:val="false"/>
+                <w:sz w:val="22"/>
+                <w:szCs w:val="22"/>
+                <w:color w:val="000000"/>
+              </w:rPr>
             </w:pPr>
             <w:r>
               <w:rPr>
@@ -428,6 +517,7 @@
                 <w:i w:val="false"/>
                 <w:b w:val="false"/>
                 <w:u w:val="none"/>
+                <w:strike w:val="false"/>
                 <w:sz w:val="22"/>
                 <w:szCs w:val="22"/>
                 <w:color w:val="000000"/>
@@ -455,7 +545,6 @@
           </w:tcPr>
           <w:p>
             <w:pPr>
-              <w:pStyle w:val="Normal"/>
               <w:jc w:val="right"/>
               <w:pBdr>
                 <w:bottom w:val="none" w:sz="0" w:space="0" w:color="000000"/>
@@ -465,6 +554,16 @@
               </w:pBdr>
               <w:spacing w:after="100" w:before="100" w:line="240"/>
               <w:ind w:left="100" w:right="100" w:firstLine="0" w:firstLineChars="0"/>
+              <w:rPr>
+                <w:rFonts w:ascii="Arial" w:hAnsi="Arial" w:eastAsia="Arial" w:cs="Arial"/>
+                <w:i w:val="false"/>
+                <w:b w:val="false"/>
+                <w:u w:val="none"/>
+                <w:strike w:val="false"/>
+                <w:sz w:val="22"/>
+                <w:szCs w:val="22"/>
+                <w:color w:val="000000"/>
+              </w:rPr>
             </w:pPr>
             <w:r>
               <w:rPr>
@@ -472,6 +571,7 @@
                 <w:i w:val="false"/>
                 <w:b w:val="false"/>
                 <w:u w:val="none"/>
+                <w:strike w:val="false"/>
                 <w:sz w:val="22"/>
                 <w:szCs w:val="22"/>
                 <w:color w:val="000000"/>
@@ -499,7 +599,6 @@
           </w:tcPr>
           <w:p>
             <w:pPr>
-              <w:pStyle w:val="Normal"/>
               <w:jc w:val="right"/>
               <w:pBdr>
                 <w:bottom w:val="none" w:sz="0" w:space="0" w:color="000000"/>
@@ -509,6 +608,16 @@
               </w:pBdr>
               <w:spacing w:after="100" w:before="100" w:line="240"/>
               <w:ind w:left="100" w:right="100" w:firstLine="0" w:firstLineChars="0"/>
+              <w:rPr>
+                <w:rFonts w:ascii="Arial" w:hAnsi="Arial" w:eastAsia="Arial" w:cs="Arial"/>
+                <w:i w:val="false"/>
+                <w:b w:val="false"/>
+                <w:u w:val="none"/>
+                <w:strike w:val="false"/>
+                <w:sz w:val="22"/>
+                <w:szCs w:val="22"/>
+                <w:color w:val="000000"/>
+              </w:rPr>
             </w:pPr>
             <w:r>
               <w:rPr>
@@ -516,6 +625,7 @@
                 <w:i w:val="false"/>
                 <w:b w:val="false"/>
                 <w:u w:val="none"/>
+                <w:strike w:val="false"/>
                 <w:sz w:val="22"/>
                 <w:szCs w:val="22"/>
                 <w:color w:val="000000"/>
@@ -543,7 +653,6 @@
           </w:tcPr>
           <w:p>
             <w:pPr>
-              <w:pStyle w:val="Normal"/>
               <w:jc w:val="right"/>
               <w:pBdr>
                 <w:bottom w:val="none" w:sz="0" w:space="0" w:color="000000"/>
@@ -553,6 +662,16 @@
               </w:pBdr>
               <w:spacing w:after="100" w:before="100" w:line="240"/>
               <w:ind w:left="100" w:right="100" w:firstLine="0" w:firstLineChars="0"/>
+              <w:rPr>
+                <w:rFonts w:ascii="Arial" w:hAnsi="Arial" w:eastAsia="Arial" w:cs="Arial"/>
+                <w:i w:val="false"/>
+                <w:b w:val="false"/>
+                <w:u w:val="none"/>
+                <w:strike w:val="false"/>
+                <w:sz w:val="22"/>
+                <w:szCs w:val="22"/>
+                <w:color w:val="000000"/>
+              </w:rPr>
             </w:pPr>
             <w:r>
               <w:rPr>
@@ -560,6 +679,7 @@
                 <w:i w:val="false"/>
                 <w:b w:val="false"/>
                 <w:u w:val="none"/>
+                <w:strike w:val="false"/>
                 <w:sz w:val="22"/>
                 <w:szCs w:val="22"/>
                 <w:color w:val="000000"/>
@@ -593,7 +713,6 @@
           </w:tcPr>
           <w:p>
             <w:pPr>
-              <w:pStyle w:val="Normal"/>
               <w:jc w:val="left"/>
               <w:pBdr>
                 <w:bottom w:val="none" w:sz="0" w:space="0" w:color="000000"/>
@@ -603,6 +722,16 @@
               </w:pBdr>
               <w:spacing w:after="100" w:before="100" w:line="240"/>
               <w:ind w:left="100" w:right="100" w:firstLine="0" w:firstLineChars="0"/>
+              <w:rPr>
+                <w:rFonts w:ascii="Arial" w:hAnsi="Arial" w:eastAsia="Arial" w:cs="Arial"/>
+                <w:i w:val="false"/>
+                <w:b w:val="false"/>
+                <w:u w:val="none"/>
+                <w:strike w:val="false"/>
+                <w:sz w:val="22"/>
+                <w:szCs w:val="22"/>
+                <w:color w:val="000000"/>
+              </w:rPr>
             </w:pPr>
             <w:r>
               <w:rPr>
@@ -610,6 +739,7 @@
                 <w:i w:val="false"/>
                 <w:b w:val="false"/>
                 <w:u w:val="none"/>
+                <w:strike w:val="false"/>
                 <w:sz w:val="22"/>
                 <w:szCs w:val="22"/>
                 <w:color w:val="000000"/>
@@ -637,7 +767,6 @@
           </w:tcPr>
           <w:p>
             <w:pPr>
-              <w:pStyle w:val="Normal"/>
               <w:jc w:val="right"/>
               <w:pBdr>
                 <w:bottom w:val="none" w:sz="0" w:space="0" w:color="000000"/>
@@ -647,6 +776,16 @@
               </w:pBdr>
               <w:spacing w:after="100" w:before="100" w:line="240"/>
               <w:ind w:left="100" w:right="100" w:firstLine="0" w:firstLineChars="0"/>
+              <w:rPr>
+                <w:rFonts w:ascii="Arial" w:hAnsi="Arial" w:eastAsia="Arial" w:cs="Arial"/>
+                <w:i w:val="false"/>
+                <w:b w:val="false"/>
+                <w:u w:val="none"/>
+                <w:strike w:val="false"/>
+                <w:sz w:val="22"/>
+                <w:szCs w:val="22"/>
+                <w:color w:val="000000"/>
+              </w:rPr>
             </w:pPr>
             <w:r>
               <w:rPr>
@@ -654,6 +793,7 @@
                 <w:i w:val="false"/>
                 <w:b w:val="false"/>
                 <w:u w:val="none"/>
+                <w:strike w:val="false"/>
                 <w:sz w:val="22"/>
                 <w:szCs w:val="22"/>
                 <w:color w:val="000000"/>
@@ -681,7 +821,6 @@
           </w:tcPr>
           <w:p>
             <w:pPr>
-              <w:pStyle w:val="Normal"/>
               <w:jc w:val="right"/>
               <w:pBdr>
                 <w:bottom w:val="none" w:sz="0" w:space="0" w:color="000000"/>
@@ -691,6 +830,16 @@
               </w:pBdr>
               <w:spacing w:after="100" w:before="100" w:line="240"/>
               <w:ind w:left="100" w:right="100" w:firstLine="0" w:firstLineChars="0"/>
+              <w:rPr>
+                <w:rFonts w:ascii="Arial" w:hAnsi="Arial" w:eastAsia="Arial" w:cs="Arial"/>
+                <w:i w:val="false"/>
+                <w:b w:val="false"/>
+                <w:u w:val="none"/>
+                <w:strike w:val="false"/>
+                <w:sz w:val="22"/>
+                <w:szCs w:val="22"/>
+                <w:color w:val="000000"/>
+              </w:rPr>
             </w:pPr>
             <w:r>
               <w:rPr>
@@ -698,6 +847,7 @@
                 <w:i w:val="false"/>
                 <w:b w:val="false"/>
                 <w:u w:val="none"/>
+                <w:strike w:val="false"/>
                 <w:sz w:val="22"/>
                 <w:szCs w:val="22"/>
                 <w:color w:val="000000"/>
@@ -725,7 +875,6 @@
           </w:tcPr>
           <w:p>
             <w:pPr>
-              <w:pStyle w:val="Normal"/>
               <w:jc w:val="right"/>
               <w:pBdr>
                 <w:bottom w:val="none" w:sz="0" w:space="0" w:color="000000"/>
@@ -735,6 +884,16 @@
               </w:pBdr>
               <w:spacing w:after="100" w:before="100" w:line="240"/>
               <w:ind w:left="100" w:right="100" w:firstLine="0" w:firstLineChars="0"/>
+              <w:rPr>
+                <w:rFonts w:ascii="Arial" w:hAnsi="Arial" w:eastAsia="Arial" w:cs="Arial"/>
+                <w:i w:val="false"/>
+                <w:b w:val="false"/>
+                <w:u w:val="none"/>
+                <w:strike w:val="false"/>
+                <w:sz w:val="22"/>
+                <w:szCs w:val="22"/>
+                <w:color w:val="000000"/>
+              </w:rPr>
             </w:pPr>
             <w:r>
               <w:rPr>
@@ -742,6 +901,7 @@
                 <w:i w:val="false"/>
                 <w:b w:val="false"/>
                 <w:u w:val="none"/>
+                <w:strike w:val="false"/>
                 <w:sz w:val="22"/>
                 <w:szCs w:val="22"/>
                 <w:color w:val="000000"/>
@@ -775,7 +935,6 @@
           </w:tcPr>
           <w:p>
             <w:pPr>
-              <w:pStyle w:val="Normal"/>
               <w:jc w:val="left"/>
               <w:pBdr>
                 <w:bottom w:val="none" w:sz="0" w:space="0" w:color="000000"/>
@@ -785,6 +944,16 @@
               </w:pBdr>
               <w:spacing w:after="100" w:before="100" w:line="240"/>
               <w:ind w:left="100" w:right="100" w:firstLine="0" w:firstLineChars="0"/>
+              <w:rPr>
+                <w:rFonts w:ascii="Arial" w:hAnsi="Arial" w:eastAsia="Arial" w:cs="Arial"/>
+                <w:i w:val="false"/>
+                <w:b w:val="false"/>
+                <w:u w:val="none"/>
+                <w:strike w:val="false"/>
+                <w:sz w:val="22"/>
+                <w:szCs w:val="22"/>
+                <w:color w:val="000000"/>
+              </w:rPr>
             </w:pPr>
             <w:r>
               <w:rPr>
@@ -792,6 +961,7 @@
                 <w:i w:val="false"/>
                 <w:b w:val="false"/>
                 <w:u w:val="none"/>
+                <w:strike w:val="false"/>
                 <w:sz w:val="22"/>
                 <w:szCs w:val="22"/>
                 <w:color w:val="000000"/>
@@ -819,7 +989,6 @@
           </w:tcPr>
           <w:p>
             <w:pPr>
-              <w:pStyle w:val="Normal"/>
               <w:jc w:val="right"/>
               <w:pBdr>
                 <w:bottom w:val="none" w:sz="0" w:space="0" w:color="000000"/>
@@ -829,6 +998,16 @@
               </w:pBdr>
               <w:spacing w:after="100" w:before="100" w:line="240"/>
               <w:ind w:left="100" w:right="100" w:firstLine="0" w:firstLineChars="0"/>
+              <w:rPr>
+                <w:rFonts w:ascii="Arial" w:hAnsi="Arial" w:eastAsia="Arial" w:cs="Arial"/>
+                <w:i w:val="false"/>
+                <w:b w:val="false"/>
+                <w:u w:val="none"/>
+                <w:strike w:val="false"/>
+                <w:sz w:val="22"/>
+                <w:szCs w:val="22"/>
+                <w:color w:val="000000"/>
+              </w:rPr>
             </w:pPr>
             <w:r>
               <w:rPr>
@@ -836,6 +1015,7 @@
                 <w:i w:val="false"/>
                 <w:b w:val="false"/>
                 <w:u w:val="none"/>
+                <w:strike w:val="false"/>
                 <w:sz w:val="22"/>
                 <w:szCs w:val="22"/>
                 <w:color w:val="000000"/>
@@ -863,7 +1043,6 @@
           </w:tcPr>
           <w:p>
             <w:pPr>
-              <w:pStyle w:val="Normal"/>
               <w:jc w:val="right"/>
               <w:pBdr>
                 <w:bottom w:val="none" w:sz="0" w:space="0" w:color="000000"/>
@@ -873,6 +1052,16 @@
               </w:pBdr>
               <w:spacing w:after="100" w:before="100" w:line="240"/>
               <w:ind w:left="100" w:right="100" w:firstLine="0" w:firstLineChars="0"/>
+              <w:rPr>
+                <w:rFonts w:ascii="Arial" w:hAnsi="Arial" w:eastAsia="Arial" w:cs="Arial"/>
+                <w:i w:val="false"/>
+                <w:b w:val="false"/>
+                <w:u w:val="none"/>
+                <w:strike w:val="false"/>
+                <w:sz w:val="22"/>
+                <w:szCs w:val="22"/>
+                <w:color w:val="000000"/>
+              </w:rPr>
             </w:pPr>
             <w:r>
               <w:rPr>
@@ -880,6 +1069,7 @@
                 <w:i w:val="false"/>
                 <w:b w:val="false"/>
                 <w:u w:val="none"/>
+                <w:strike w:val="false"/>
                 <w:sz w:val="22"/>
                 <w:szCs w:val="22"/>
                 <w:color w:val="000000"/>
@@ -907,7 +1097,6 @@
           </w:tcPr>
           <w:p>
             <w:pPr>
-              <w:pStyle w:val="Normal"/>
               <w:jc w:val="right"/>
               <w:pBdr>
                 <w:bottom w:val="none" w:sz="0" w:space="0" w:color="000000"/>
@@ -917,6 +1106,16 @@
               </w:pBdr>
               <w:spacing w:after="100" w:before="100" w:line="240"/>
               <w:ind w:left="100" w:right="100" w:firstLine="0" w:firstLineChars="0"/>
+              <w:rPr>
+                <w:rFonts w:ascii="Arial" w:hAnsi="Arial" w:eastAsia="Arial" w:cs="Arial"/>
+                <w:i w:val="false"/>
+                <w:b w:val="false"/>
+                <w:u w:val="none"/>
+                <w:strike w:val="false"/>
+                <w:sz w:val="22"/>
+                <w:szCs w:val="22"/>
+                <w:color w:val="000000"/>
+              </w:rPr>
             </w:pPr>
             <w:r>
               <w:rPr>
@@ -924,6 +1123,7 @@
                 <w:i w:val="false"/>
                 <w:b w:val="false"/>
                 <w:u w:val="none"/>
+                <w:strike w:val="false"/>
                 <w:sz w:val="22"/>
                 <w:szCs w:val="22"/>
                 <w:color w:val="000000"/>
@@ -934,9 +1134,9 @@
         </w:tc>
       </w:tr>
     </w:tbl>
-    <w:sectPr w:officer="true">
-      <w:pgMar w:header="720" w:bottom="1440" w:top="1440" w:right="1440" w:left="1440" w:footer="720" w:gutter="720"/>
-      <w:pgSz w:h="16848" w:w="11952" w:orient="portrait"/>
+    <w:sectPr>
+      <w:pgMar w:header="708" w:bottom="1417" w:top="1417" w:right="1417" w:left="1417" w:footer="708" w:gutter="0"/>
+      <w:pgSz w:h="16838" w:w="11906" w:orient="portrait"/>
       <w:type w:val="continuous"/>
       <w:cols/>
     </w:sectPr>
